--- a/source/reference_documents/tertiary_documents/requirements/Element-level Security Requirements/catalog creation/Element-level Security Requirements - Catalog Creation.docx
+++ b/source/reference_documents/tertiary_documents/requirements/Element-level Security Requirements/catalog creation/Element-level Security Requirements - Catalog Creation.docx
@@ -89,7 +89,7 @@
           <w:sz w:val="22"/>
           <w:szCs w:val="22"/>
         </w:rPr>
-        <w:t>3</w:t>
+        <w:t>4</w:t>
       </w:r>
     </w:p>
     <w:p>
@@ -132,7 +132,7 @@
           <w:sz w:val="22"/>
           <w:szCs w:val="22"/>
         </w:rPr>
-        <w:t>4/11/25 12:35 PM</w:t>
+        <w:t>4/27/26 1:00 PM</w:t>
       </w:r>
       <w:r>
         <w:rPr>
@@ -461,65 +461,7 @@
           <w:sz w:val="22"/>
           <w:szCs w:val="22"/>
         </w:rPr>
-        <w:t xml:space="preserve">. This is necessary given the nature of safety-critical, cyber-physical systems, subject to certifications such as </w:t>
-      </w:r>
-      <w:r>
-        <w:rPr>
-          <w:rFonts w:ascii="Arial" w:hAnsi="Arial" w:cs="Arial"/>
-          <w:b/>
-          <w:bCs/>
-          <w:sz w:val="22"/>
-          <w:szCs w:val="22"/>
-        </w:rPr>
-        <w:t>ISO</w:t>
-      </w:r>
-      <w:r>
-        <w:rPr>
-          <w:rFonts w:ascii="Arial" w:hAnsi="Arial" w:cs="Arial"/>
-          <w:b/>
-          <w:bCs/>
-          <w:sz w:val="22"/>
-          <w:szCs w:val="22"/>
-        </w:rPr>
-        <w:t>/SAE</w:t>
-      </w:r>
-      <w:r>
-        <w:rPr>
-          <w:rFonts w:ascii="Arial" w:hAnsi="Arial" w:cs="Arial"/>
-          <w:b/>
-          <w:bCs/>
-          <w:sz w:val="22"/>
-          <w:szCs w:val="22"/>
-        </w:rPr>
-        <w:t xml:space="preserve"> 21434</w:t>
-      </w:r>
-      <w:r>
-        <w:rPr>
-          <w:rFonts w:ascii="Arial" w:hAnsi="Arial" w:cs="Arial"/>
-          <w:sz w:val="22"/>
-          <w:szCs w:val="22"/>
-        </w:rPr>
-        <w:t xml:space="preserve"> and </w:t>
-      </w:r>
-      <w:r>
-        <w:rPr>
-          <w:rFonts w:ascii="Arial" w:hAnsi="Arial" w:cs="Arial"/>
-          <w:b/>
-          <w:bCs/>
-          <w:sz w:val="22"/>
-          <w:szCs w:val="22"/>
-        </w:rPr>
-        <w:t xml:space="preserve">ISO </w:t>
-      </w:r>
-      <w:r>
-        <w:rPr>
-          <w:rFonts w:ascii="Arial" w:hAnsi="Arial" w:cs="Arial"/>
-          <w:b/>
-          <w:bCs/>
-          <w:sz w:val="22"/>
-          <w:szCs w:val="22"/>
-        </w:rPr>
-        <w:t>26262</w:t>
+        <w:t>. This is necessary given the nature of safety-critical, cyber-physical systems</w:t>
       </w:r>
       <w:r>
         <w:rPr>
@@ -667,6 +609,96 @@
     </w:p>
     <w:p>
       <w:pPr>
+        <w:pStyle w:val="Heading1"/>
+        <w:rPr>
+          <w:rFonts w:ascii="Arial" w:hAnsi="Arial" w:cs="Arial"/>
+        </w:rPr>
+      </w:pPr>
+      <w:r>
+        <w:rPr>
+          <w:rFonts w:ascii="Arial" w:hAnsi="Arial" w:cs="Arial"/>
+        </w:rPr>
+        <w:t>License</w:t>
+      </w:r>
+    </w:p>
+    <w:p>
+      <w:pPr>
+        <w:jc w:val="both"/>
+        <w:rPr>
+          <w:rFonts w:ascii="Arial" w:hAnsi="Arial" w:cs="Arial"/>
+          <w:sz w:val="22"/>
+          <w:szCs w:val="22"/>
+        </w:rPr>
+      </w:pPr>
+      <w:r>
+        <w:rPr>
+          <w:rFonts w:ascii="Arial" w:hAnsi="Arial" w:cs="Arial"/>
+          <w:sz w:val="22"/>
+          <w:szCs w:val="22"/>
+        </w:rPr>
+        <w:t xml:space="preserve">This work was created by </w:t>
+      </w:r>
+      <w:r>
+        <w:rPr>
+          <w:rFonts w:ascii="Arial" w:hAnsi="Arial" w:cs="Arial"/>
+          <w:b/>
+          <w:bCs/>
+          <w:sz w:val="22"/>
+          <w:szCs w:val="22"/>
+        </w:rPr>
+        <w:t>Torc Robotics</w:t>
+      </w:r>
+      <w:r>
+        <w:rPr>
+          <w:rFonts w:ascii="Arial" w:hAnsi="Arial" w:cs="Arial"/>
+          <w:sz w:val="22"/>
+          <w:szCs w:val="22"/>
+        </w:rPr>
+        <w:t xml:space="preserve"> and is licensed under the </w:t>
+      </w:r>
+      <w:r>
+        <w:rPr>
+          <w:rFonts w:ascii="Arial" w:hAnsi="Arial" w:cs="Arial"/>
+          <w:b/>
+          <w:bCs/>
+          <w:sz w:val="22"/>
+          <w:szCs w:val="22"/>
+        </w:rPr>
+        <w:t>Creative Commons Attribution-Share Alike (CC BY-SA-4.0)</w:t>
+      </w:r>
+      <w:r>
+        <w:rPr>
+          <w:rFonts w:ascii="Arial" w:hAnsi="Arial" w:cs="Arial"/>
+          <w:sz w:val="22"/>
+          <w:szCs w:val="22"/>
+        </w:rPr>
+        <w:t xml:space="preserve"> License.</w:t>
+      </w:r>
+    </w:p>
+    <w:p>
+      <w:pPr>
+        <w:pStyle w:val="FirstParagraph"/>
+        <w:rPr>
+          <w:rStyle w:val="Hyperlink"/>
+          <w:rFonts w:ascii="Courier New" w:hAnsi="Courier New" w:cs="Courier New"/>
+          <w:b/>
+          <w:bCs/>
+        </w:rPr>
+      </w:pPr>
+      <w:hyperlink r:id="rId7" w:history="1">
+        <w:r>
+          <w:rPr>
+            <w:rStyle w:val="Hyperlink"/>
+            <w:rFonts w:ascii="Courier New" w:hAnsi="Courier New" w:cs="Courier New"/>
+            <w:b/>
+            <w:bCs/>
+          </w:rPr>
+          <w:t>https://creativecommons.org/licenses/by/4.0/legalcode</w:t>
+        </w:r>
+      </w:hyperlink>
+    </w:p>
+    <w:p>
+      <w:pPr>
         <w:pStyle w:val="FirstParagraph"/>
         <w:jc w:val="both"/>
         <w:rPr>
@@ -674,21 +706,6 @@
           <w:color w:val="FF0000"/>
         </w:rPr>
       </w:pPr>
-    </w:p>
-    <w:p>
-      <w:pPr>
-        <w:rPr>
-          <w:rFonts w:ascii="Arial" w:hAnsi="Arial" w:cs="Arial"/>
-          <w:sz w:val="40"/>
-          <w:szCs w:val="40"/>
-        </w:rPr>
-      </w:pPr>
-      <w:r>
-        <w:rPr>
-          <w:rFonts w:ascii="Arial" w:hAnsi="Arial" w:cs="Arial"/>
-        </w:rPr>
-        <w:br w:type="page"/>
-      </w:r>
     </w:p>
     <w:p>
       <w:pPr>
@@ -979,6 +996,7 @@
       <w:pPr>
         <w:pStyle w:val="Heading3"/>
         <w:spacing w:after="240" w:line="276" w:lineRule="auto"/>
+        <w:jc w:val="both"/>
         <w:rPr>
           <w:rFonts w:ascii="Arial" w:hAnsi="Arial" w:cs="Arial"/>
           <w:color w:val="0070C0"/>
@@ -1042,25 +1060,51 @@
           <w:sz w:val="22"/>
           <w:szCs w:val="22"/>
         </w:rPr>
-        <w:t xml:space="preserve"> role SP-ARC-002 and detailed in section </w:t>
-      </w:r>
-      <w:r>
-        <w:rPr>
-          <w:rFonts w:ascii="Arial" w:hAnsi="Arial" w:cs="Arial"/>
-          <w:b/>
-          <w:bCs/>
-          <w:sz w:val="22"/>
-          <w:szCs w:val="22"/>
-        </w:rPr>
-        <w:t>12.7 Security Architect</w:t>
-      </w:r>
-      <w:r>
-        <w:rPr>
-          <w:rFonts w:ascii="Arial" w:hAnsi="Arial" w:cs="Arial"/>
-          <w:sz w:val="22"/>
-          <w:szCs w:val="22"/>
-        </w:rPr>
-        <w:t xml:space="preserve"> of the AVCDL primary document </w:t>
+        <w:t xml:space="preserve"> role SP-ARC-002 and detailed in </w:t>
+      </w:r>
+      <w:r>
+        <w:rPr>
+          <w:rFonts w:ascii="Arial" w:hAnsi="Arial" w:cs="Arial"/>
+          <w:sz w:val="22"/>
+          <w:szCs w:val="22"/>
+        </w:rPr>
+        <w:t xml:space="preserve">the </w:t>
+      </w:r>
+      <w:r>
+        <w:rPr>
+          <w:rFonts w:ascii="Arial" w:hAnsi="Arial" w:cs="Arial"/>
+          <w:b/>
+          <w:bCs/>
+          <w:sz w:val="22"/>
+          <w:szCs w:val="22"/>
+        </w:rPr>
+        <w:t>NCWF Roles - Security Architect</w:t>
+      </w:r>
+      <w:r>
+        <w:rPr>
+          <w:rFonts w:ascii="Arial" w:hAnsi="Arial" w:cs="Arial"/>
+          <w:sz w:val="22"/>
+          <w:szCs w:val="22"/>
+        </w:rPr>
+        <w:t xml:space="preserve"> section of the </w:t>
+      </w:r>
+      <w:r>
+        <w:rPr>
+          <w:rFonts w:ascii="Arial" w:hAnsi="Arial" w:cs="Arial"/>
+          <w:b/>
+          <w:bCs/>
+          <w:sz w:val="22"/>
+          <w:szCs w:val="22"/>
+        </w:rPr>
+        <w:t>AVCDL Background Material</w:t>
+      </w:r>
+      <w:r>
+        <w:rPr>
+          <w:rFonts w:ascii="Arial" w:hAnsi="Arial" w:cs="Arial"/>
+          <w:sz w:val="22"/>
+          <w:szCs w:val="22"/>
+        </w:rPr>
+        <w:t xml:space="preserve"> elaboration document </w:t>
       </w:r>
       <w:r>
         <w:rPr>
@@ -1072,7 +1116,31 @@
           <w:szCs w:val="22"/>
           <w:vertAlign w:val="superscript"/>
         </w:rPr>
-        <w:t>[1]</w:t>
+        <w:t>[</w:t>
+      </w:r>
+      <w:r>
+        <w:rPr>
+          <w:rFonts w:ascii="Arial" w:hAnsi="Arial" w:cs="Arial"/>
+          <w:b/>
+          <w:bCs/>
+          <w:color w:val="0070C0"/>
+          <w:sz w:val="22"/>
+          <w:szCs w:val="22"/>
+          <w:vertAlign w:val="superscript"/>
+        </w:rPr>
+        <w:t>5</w:t>
+      </w:r>
+      <w:r>
+        <w:rPr>
+          <w:rFonts w:ascii="Arial" w:hAnsi="Arial" w:cs="Arial"/>
+          <w:b/>
+          <w:bCs/>
+          <w:color w:val="0070C0"/>
+          <w:sz w:val="22"/>
+          <w:szCs w:val="22"/>
+          <w:vertAlign w:val="superscript"/>
+        </w:rPr>
+        <w:t>]</w:t>
       </w:r>
       <w:r>
         <w:rPr>
@@ -1655,7 +1723,7 @@
                     <pic:cNvPicPr/>
                   </pic:nvPicPr>
                   <pic:blipFill>
-                    <a:blip r:embed="rId7"/>
+                    <a:blip r:embed="rId8"/>
                     <a:stretch>
                       <a:fillRect/>
                     </a:stretch>
@@ -3106,7 +3174,7 @@
                     <pic:cNvPicPr/>
                   </pic:nvPicPr>
                   <pic:blipFill>
-                    <a:blip r:embed="rId8"/>
+                    <a:blip r:embed="rId9"/>
                     <a:stretch>
                       <a:fillRect/>
                     </a:stretch>
@@ -3711,7 +3779,7 @@
                     <pic:cNvPicPr/>
                   </pic:nvPicPr>
                   <pic:blipFill>
-                    <a:blip r:embed="rId9"/>
+                    <a:blip r:embed="rId10"/>
                     <a:stretch>
                       <a:fillRect/>
                     </a:stretch>
@@ -4097,7 +4165,7 @@
                     <pic:cNvPicPr/>
                   </pic:nvPicPr>
                   <pic:blipFill>
-                    <a:blip r:embed="rId10"/>
+                    <a:blip r:embed="rId11"/>
                     <a:stretch>
                       <a:fillRect/>
                     </a:stretch>
@@ -4361,7 +4429,7 @@
                     <pic:cNvPicPr/>
                   </pic:nvPicPr>
                   <pic:blipFill>
-                    <a:blip r:embed="rId11"/>
+                    <a:blip r:embed="rId12"/>
                     <a:stretch>
                       <a:fillRect/>
                     </a:stretch>
@@ -5063,7 +5131,7 @@
                     <pic:cNvPicPr/>
                   </pic:nvPicPr>
                   <pic:blipFill>
-                    <a:blip r:embed="rId12"/>
+                    <a:blip r:embed="rId13"/>
                     <a:stretch>
                       <a:fillRect/>
                     </a:stretch>
@@ -5542,6 +5610,12 @@
     </w:p>
     <w:p>
       <w:pPr>
+        <w:pStyle w:val="ListParagraph"/>
+        <w:numPr>
+          <w:ilvl w:val="0"/>
+          <w:numId w:val="3"/>
+        </w:numPr>
+        <w:ind w:left="360"/>
         <w:rPr>
           <w:rFonts w:ascii="Arial" w:hAnsi="Arial" w:cs="Arial"/>
           <w:color w:val="000000" w:themeColor="text1"/>
@@ -5549,11 +5623,43 @@
           <w:szCs w:val="22"/>
         </w:rPr>
       </w:pPr>
+      <w:r>
+        <w:rPr>
+          <w:rFonts w:ascii="Arial" w:hAnsi="Arial" w:cs="Arial"/>
+          <w:b/>
+          <w:bCs/>
+          <w:color w:val="000000" w:themeColor="text1"/>
+          <w:sz w:val="22"/>
+          <w:szCs w:val="22"/>
+          <w:lang w:val="en"/>
+        </w:rPr>
+        <w:t xml:space="preserve">AVCDL Background Material </w:t>
+      </w:r>
+      <w:r>
+        <w:rPr>
+          <w:rFonts w:ascii="Arial" w:hAnsi="Arial" w:cs="Arial"/>
+          <w:color w:val="000000" w:themeColor="text1"/>
+          <w:sz w:val="22"/>
+          <w:szCs w:val="22"/>
+          <w:lang w:val="en"/>
+        </w:rPr>
+        <w:t>(AVCDL elaboration document)</w:t>
+      </w:r>
+    </w:p>
+    <w:p>
+      <w:pPr>
+        <w:rPr>
+          <w:rFonts w:ascii="Arial" w:hAnsi="Arial" w:cs="Arial"/>
+          <w:color w:val="000000" w:themeColor="text1"/>
+          <w:sz w:val="22"/>
+          <w:szCs w:val="22"/>
+        </w:rPr>
+      </w:pPr>
     </w:p>
     <w:sectPr>
-      <w:footerReference w:type="even" r:id="rId13"/>
-      <w:footerReference w:type="default" r:id="rId14"/>
-      <w:headerReference w:type="first" r:id="rId15"/>
+      <w:footerReference w:type="even" r:id="rId14"/>
+      <w:footerReference w:type="default" r:id="rId15"/>
+      <w:headerReference w:type="first" r:id="rId16"/>
       <w:pgSz w:w="12240" w:h="15840"/>
       <w:pgMar w:top="1440" w:right="1440" w:bottom="1440" w:left="1440" w:header="720" w:footer="720" w:gutter="0"/>
       <w:pgNumType w:start="1"/>
@@ -7656,7 +7762,6 @@
   <w:style w:type="character" w:default="1" w:styleId="DefaultParagraphFont">
     <w:name w:val="Default Paragraph Font"/>
     <w:uiPriority w:val="1"/>
-    <w:semiHidden/>
     <w:unhideWhenUsed/>
   </w:style>
   <w:style w:type="table" w:default="1" w:styleId="TableNormal">
